--- a/Material_4_LSMO_LaSrMnO3/FeodorLynen_LSMO_EN.docx
+++ b/Material_4_LSMO_LaSrMnO3/FeodorLynen_LSMO_EN.docx
@@ -398,15 +398,7 @@
                 <w:sz w:val="19"/>
                 <w:szCs w:val="19"/>
               </w:rPr>
-              <w:t xml:space="preserve">Prof. Dr. William C. Chueh, Department of Materials Science and Engineering, Stanford University, USA – </w:t>
-            </w:r>
-            <w:r>
-              <w:rPr>
-                <w:rFonts w:ascii="Arial" w:eastAsia="Times New Roman" w:hAnsi="Arial" w:cs="Arial"/>
-                <w:sz w:val="19"/>
-                <w:szCs w:val="19"/>
-              </w:rPr>
-              <w:t>Friedrich Wilhelm Bessel Research Award winner of the AvH Foundation (2021), member of the Humboldt Network</w:t>
+              <w:t xml:space="preserve">Prof. Dr. William C. Chueh, Department of Materials Science and Engineering, Stanford University, USA – Friedrich Wilhelm Bessel Research Award winner of the AvH Foundation (2021), member of the Humboldt Network</w:t>
             </w:r>
           </w:p>
         </w:tc>
@@ -845,15 +837,7 @@
           <w:sz w:val="21"/>
           <w:szCs w:val="21"/>
         </w:rPr>
-        <w:t xml:space="preserve"> </w:t>
-      </w:r>
-      <w:r>
-        <w:rPr>
-          <w:rFonts w:ascii="Arial" w:hAnsi="Arial" w:cs="Arial"/>
-          <w:sz w:val="21"/>
-          <w:szCs w:val="21"/>
-        </w:rPr>
-        <w:t>determines the central figures of merit (ON/OFF ratio, forming voltage, retention). Energy research, by contrast, has quantitatively established that E</w:t>
+        <w:t xml:space="preserve"> determines the central figures of merit (ON/OFF ratio, forming voltage, retention). Energy research, by contrast, has quantitatively established that E</w:t>
       </w:r>
       <w:r>
         <w:rPr>
@@ -974,15 +958,7 @@
           <w:sz w:val="21"/>
           <w:szCs w:val="21"/>
         </w:rPr>
-        <w:t xml:space="preserve"> </w:t>
-      </w:r>
-      <w:r>
-        <w:rPr>
-          <w:rFonts w:ascii="Arial" w:hAnsi="Arial" w:cs="Arial"/>
-          <w:sz w:val="21"/>
-          <w:szCs w:val="21"/>
-        </w:rPr>
-        <w:t>system for the covalency axis: the classic controlled-valence X-ray absorption study of Abbate et al. established on exactly this series how Sr</w:t>
+        <w:t xml:space="preserve"> system for the covalency axis: the classic controlled-valence X-ray absorption study of Abbate et al. established on exactly this series how Sr</w:t>
       </w:r>
       <w:r>
         <w:rPr>
@@ -999,15 +975,7 @@
           <w:sz w:val="21"/>
           <w:szCs w:val="21"/>
         </w:rPr>
-        <w:t xml:space="preserve"> substitution creates doped holes with dominant O-2p character and systematically strengthens the O-K pre-edge [9] – the covalency-vs-doping spectroscopy of perovskites was, historically, calibrated on LSMO [9–</w:t>
-      </w:r>
-      <w:r>
-        <w:rPr>
-          <w:rFonts w:ascii="Arial" w:hAnsi="Arial" w:cs="Arial"/>
-          <w:sz w:val="21"/>
-          <w:szCs w:val="21"/>
-        </w:rPr>
-        <w:t>11]. The switching axis exists but is strikingly underdeveloped: LSMO has been switched as an active layer (multilevel recording by conductive-AFM [12], forming-free interface-type devices [13]), and in-situ TEM has directly visualised oxygen-vacancy-driven, reversible structural and resistive transitions in La</w:t>
+        <w:t xml:space="preserve"> substitution creates doped holes with dominant O-2p character and systematically strengthens the O-K pre-edge [9] – the covalency-vs-doping spectroscopy of perovskites was, historically, calibrated on LSMO [9–11]. The switching axis exists but is strikingly underdeveloped: LSMO has been switched as an active layer (multilevel recording by conductive-AFM [12], forming-free interface-type devices [13]), and in-situ TEM has directly visualised oxygen-vacancy-driven, reversible structural and resistive transitions in La</w:t>
       </w:r>
       <w:r>
         <w:rPr>
@@ -1058,23 +1026,7 @@
           <w:sz w:val="21"/>
           <w:szCs w:val="21"/>
         </w:rPr>
-        <w:t xml:space="preserve"> [14] – </w:t>
-      </w:r>
-      <w:r>
-        <w:rPr>
-          <w:rFonts w:ascii="Arial" w:hAnsi="Arial" w:cs="Arial"/>
-          <w:sz w:val="21"/>
-          <w:szCs w:val="21"/>
-        </w:rPr>
-        <w:t>yet only a single three-point composition series exists, on sputtered films with reactive Al electrodes [15], supported by one DFT study of vacancy formation in Al/LSMO devices [16]. An epitaxial, statistically robust LSMO switching series with inert electrodes does not exist – the gap this project closes. The known design constraint is addressed openly: above x ≈ 0.17 LSMO becomes metallic, which limits the high-resistance state. The series therefore concentrates on x = 0–</w:t>
-      </w:r>
-      <w:r>
-        <w:rPr>
-          <w:rFonts w:ascii="Arial" w:hAnsi="Arial" w:cs="Arial"/>
-          <w:sz w:val="21"/>
-          <w:szCs w:val="21"/>
-        </w:rPr>
-        <w:t>0.4 with thin active layers on Nb:SrTiO</w:t>
+        <w:t xml:space="preserve"> [14] – yet only a single three-point composition series exists, on sputtered films with reactive Al electrodes [15], supported by one DFT study of vacancy formation in Al/LSMO devices [16]. An epitaxial, statistically robust LSMO switching series with inert electrodes does not exist – the gap this project closes. The known design constraint is addressed openly: above x ≈ 0.17 LSMO becomes metallic, which limits the high-resistance state. The series therefore concentrates on x = 0–0.4 with thin active layers on Nb:SrTiO</w:t>
       </w:r>
       <w:r>
         <w:rPr>
@@ -1193,15 +1145,7 @@
           <w:sz w:val="21"/>
           <w:szCs w:val="21"/>
         </w:rPr>
-        <w:t xml:space="preserve"> </w:t>
-      </w:r>
-      <w:r>
-        <w:rPr>
-          <w:rFonts w:ascii="Arial" w:hAnsi="Arial" w:cs="Arial"/>
-          <w:sz w:val="21"/>
-          <w:szCs w:val="21"/>
-        </w:rPr>
-        <w:t>[18]) serve as consistency anchors. My central hypothesis: the switching window scales with the XAS-measured covalency and collapses at the doping-driven crossover – the sharpest possible test of where descriptor physics ends.</w:t>
+        <w:t xml:space="preserve"> [18]) serve as consistency anchors. My central hypothesis: the switching window scales with the XAS-measured covalency and collapses at the doping-driven crossover – the sharpest possible test of where descriptor physics ends.</w:t>
       </w:r>
     </w:p>
     <w:p>
@@ -1233,15 +1177,7 @@
           <w:sz w:val="21"/>
           <w:szCs w:val="21"/>
         </w:rPr>
-        <w:t>The group of Prof. William Chueh is a world leader in exactly the combination this project requires: defect chemistry and non-stoichiometry of redox-active oxides, quantitative operando X-ray absorption spectroscopy at the in-house Stanford Synchrotron Radiation Lightsource (SSRL), and redox chemistry of epitaxial perovskite thin films [19–21]. The group’</w:t>
-      </w:r>
-      <w:r>
-        <w:rPr>
-          <w:rFonts w:ascii="Arial" w:hAnsi="Arial" w:cs="Arial"/>
-          <w:sz w:val="21"/>
-          <w:szCs w:val="21"/>
-        </w:rPr>
-        <w:t>s seminal work on the redox activity of oxygen anions in oxygen-deficient perovskites [20] is a direct methodological blueprint for my project; the Nature Materials study on atomically defined LaNiO</w:t>
+        <w:t>The group of Prof. William Chueh is a world leader in exactly the combination this project requires: defect chemistry and non-stoichiometry of redox-active oxides, quantitative operando X-ray absorption spectroscopy at the in-house Stanford Synchrotron Radiation Lightsource (SSRL), and redox chemistry of epitaxial perovskite thin films [19–21]. The group’s seminal work on the redox activity of oxygen anions in oxygen-deficient perovskites [20] is a direct methodological blueprint for my project; the Nature Materials study on atomically defined LaNiO</w:t>
       </w:r>
       <w:r>
         <w:rPr>
@@ -1258,31 +1194,7 @@
           <w:sz w:val="21"/>
           <w:szCs w:val="21"/>
         </w:rPr>
-        <w:t xml:space="preserve"> surfaces [21] – with Christoph Baeumer from the Jülich school as first author – </w:t>
-      </w:r>
-      <w:r>
-        <w:rPr>
-          <w:rFonts w:ascii="Arial" w:hAnsi="Arial" w:cs="Arial"/>
-          <w:sz w:val="21"/>
-          <w:szCs w:val="21"/>
-        </w:rPr>
-        <w:t>furthermore demonstrates that the group routinely masters epitaxial perovskite model systems of the type proposed here and successfully integrates German postdocs. Direct SSRL access makes XAS campaigns plannable that in Europe cost months of lead time through competitive single proposals. Complementarily, I contribute the device side, from which the Stanford environment profits in turn: PLD process development, memristive device processing and statistically robust switching characterisation from five years</w:t>
-      </w:r>
-      <w:r>
-        <w:rPr>
-          <w:rFonts w:ascii="Arial" w:hAnsi="Arial" w:cs="Arial"/>
-          <w:sz w:val="21"/>
-          <w:szCs w:val="21"/>
-        </w:rPr>
-        <w:t xml:space="preserve"> at the Peter Gr</w:t>
-      </w:r>
-      <w:r>
-        <w:rPr>
-          <w:rFonts w:ascii="Arial" w:hAnsi="Arial" w:cs="Arial"/>
-          <w:sz w:val="21"/>
-          <w:szCs w:val="21"/>
-        </w:rPr>
-        <w:t>ünberg Institute (PGI-7, group of Prof. Dittmann) [E1–E3]. The constellation is thus a genuine two-way transfer of knowledge. For complementary epitaxial growth questions, the environment of the Stanford Institute for Materials and Energy Sciences (SIMES) at SLAC is available. As a Bessel Research Award winner (2021), Prof. Chueh is a member of the Humboldt Network and has repeatedly hosted German postdocs – the host eligibility required by the programme is given.</w:t>
+        <w:t xml:space="preserve"> surfaces [21] – with Christoph Baeumer from the Jülich school as first author – furthermore demonstrates that the group routinely masters epitaxial perovskite model systems of the type proposed here and successfully integrates German postdocs. Direct SSRL access makes XAS campaigns plannable that in Europe cost months of lead time through competitive single proposals. Complementarily, I contribute the device side, from which the Stanford environment profits in turn: PLD process development, memristive device processing and statistically robust switching characterisation from five years at the Peter Grünberg Institute (PGI-7, group of Prof. Dittmann) [E1–E3]. The constellation is thus a genuine two-way transfer of knowledge. For complementary epitaxial growth questions, the environment of the Stanford Institute for Materials and Energy Sciences (SIMES) at SLAC is available. As a Bessel Research Award winner (2021), Prof. Chueh is a member of the Humboldt Network and has repeatedly hosted German postdocs – the host eligibility required by the programme is given.</w:t>
       </w:r>
     </w:p>
     <w:p>
@@ -1310,13 +1222,7 @@
         <w:rPr>
           <w:rFonts w:ascii="Arial" w:eastAsia="Times New Roman" w:hAnsi="Arial" w:cs="Arial"/>
         </w:rPr>
-        <w:t xml:space="preserve">WP1 – </w:t>
-      </w:r>
-      <w:r>
-        <w:rPr>
-          <w:rFonts w:ascii="Arial" w:eastAsia="Times New Roman" w:hAnsi="Arial" w:cs="Arial"/>
-        </w:rPr>
-        <w:t>Synthesis and descriptor measurement of the LSMO series (months 1–10)</w:t>
+        <w:t xml:space="preserve">WP1 – Synthesis and descriptor measurement of the LSMO series (months 1–10)</w:t>
       </w:r>
     </w:p>
     <w:p>
@@ -1402,15 +1308,7 @@
           <w:sz w:val="21"/>
           <w:szCs w:val="21"/>
         </w:rPr>
-        <w:t xml:space="preserve"> </w:t>
-      </w:r>
-      <w:r>
-        <w:rPr>
-          <w:rFonts w:ascii="Arial" w:hAnsi="Arial" w:cs="Arial"/>
-          <w:sz w:val="21"/>
-          <w:szCs w:val="21"/>
-        </w:rPr>
-        <w:t>substrates in the Stanford/SLAC thin-film laboratories; structural validation (XRD, AFM); cation and oxygen stoichiometry (XPS, RBS where required). In parallel, first XAS campaign at SSRL: O-K pre-edge quantification following [10], benchmarked directly against the canonical Abbate dataset [9], and Mn-L</w:t>
+        <w:t xml:space="preserve"> substrates in the Stanford/SLAC thin-film laboratories; structural validation (XRD, AFM); cation and oxygen stoichiometry (XPS, RBS where required). In parallel, first XAS campaign at SSRL: O-K pre-edge quantification following [10], benchmarked directly against the canonical Abbate dataset [9], and Mn-L</w:t>
       </w:r>
       <w:r>
         <w:rPr>
@@ -1451,13 +1349,7 @@
         <w:rPr>
           <w:rFonts w:ascii="Arial" w:eastAsia="Times New Roman" w:hAnsi="Arial" w:cs="Arial"/>
         </w:rPr>
-        <w:t xml:space="preserve">WP2 – </w:t>
-      </w:r>
-      <w:r>
-        <w:rPr>
-          <w:rFonts w:ascii="Arial" w:eastAsia="Times New Roman" w:hAnsi="Arial" w:cs="Arial"/>
-        </w:rPr>
-        <w:t>Devices and switching characterisation (months 8–18)</w:t>
+        <w:t xml:space="preserve">WP2 – Devices and switching characterisation (months 8–18)</w:t>
       </w:r>
     </w:p>
     <w:p>
@@ -1492,15 +1384,7 @@
           <w:sz w:val="21"/>
           <w:szCs w:val="21"/>
         </w:rPr>
-        <w:t xml:space="preserve"> cell arrays with thin active layers (≥ </w:t>
-      </w:r>
-      <w:r>
-        <w:rPr>
-          <w:rFonts w:ascii="Arial" w:hAnsi="Arial" w:cs="Arial"/>
-          <w:sz w:val="21"/>
-          <w:szCs w:val="21"/>
-        </w:rPr>
-        <w:t xml:space="preserve">30 cells per composition, photolithographic patterning; interface-type Schottky geometry keeps the devices resistive even towards the metallic side); quasistatic and pulsed switching characterisation following the statistics protocol established in my doctorate (ON/OFF at defined read-out voltage, forming requirement, switching kinetics, temperature-accelerated retention, endurance). </w:t>
+        <w:t xml:space="preserve"> cell arrays with thin active layers (≥ 30 cells per composition, photolithographic patterning; interface-type Schottky geometry keeps the devices resistive even towards the metallic side); quasistatic and pulsed switching characterisation following the statistics protocol established in my doctorate (ON/OFF at defined read-out voltage, forming requirement, switching kinetics, temperature-accelerated retention, endurance). </w:t>
       </w:r>
       <w:r>
         <w:rPr>
@@ -1524,13 +1408,7 @@
         <w:rPr>
           <w:rFonts w:ascii="Arial" w:eastAsia="Times New Roman" w:hAnsi="Arial" w:cs="Arial"/>
         </w:rPr>
-        <w:t xml:space="preserve">WP3 – </w:t>
-      </w:r>
-      <w:r>
-        <w:rPr>
-          <w:rFonts w:ascii="Arial" w:eastAsia="Times New Roman" w:hAnsi="Arial" w:cs="Arial"/>
-        </w:rPr>
-        <w:t>Correlation, operando validation and publication (months 16–24)</w:t>
+        <w:t xml:space="preserve">WP3 – Correlation, operando validation and publication (months 16–24)</w:t>
       </w:r>
     </w:p>
     <w:p>
@@ -1582,15 +1460,7 @@
           <w:sz w:val="21"/>
           <w:szCs w:val="21"/>
         </w:rPr>
-        <w:t xml:space="preserve"> </w:t>
-      </w:r>
-      <w:r>
-        <w:rPr>
-          <w:rFonts w:ascii="Arial" w:hAnsi="Arial" w:cs="Arial"/>
-          <w:sz w:val="21"/>
-          <w:szCs w:val="21"/>
-        </w:rPr>
-        <w:t xml:space="preserve">dynamics. Publication of the first covalency-resolved memristor study of a perovskite series; dataset released following FAIR principles. </w:t>
+        <w:t xml:space="preserve"> dynamics. Publication of the first covalency-resolved memristor study of a perovskite series; dataset released following FAIR principles. </w:t>
       </w:r>
       <w:r>
         <w:rPr>
@@ -2936,15 +2806,7 @@
           <w:sz w:val="21"/>
           <w:szCs w:val="21"/>
         </w:rPr>
-        <w:t xml:space="preserve">The project is the deliberate building block between my doctorate (memristive devices, PLD, switching statistics) and my longer-term goal of establishing my own junior research group in Germany on descriptor-based materials development for memristive oxides (Emmy Noether proposal in preparation; ERC Starting Grant as an alternative). The stay with Prof. Chueh closes the one competence gap of my profile – quantitative synchrotron XAS and defect thermodynamics – </w:t>
-      </w:r>
-      <w:r>
-        <w:rPr>
-          <w:rFonts w:ascii="Arial" w:hAnsi="Arial" w:cs="Arial"/>
-          <w:sz w:val="21"/>
-          <w:szCs w:val="21"/>
-        </w:rPr>
-        <w:t>and at the same time delivers the empirical foundation (the covalency-resolved LSMO dataset, anchored to the canonical spectroscopy of the field) for the larger programme of a “treasure map” of memristive oxides in analogy to the bonding-descriptor maps of Wuttig et al. [22]. The subsequent group programme then extends the methodology to the ferrite and cobaltite families, where larger E</w:t>
+        <w:t xml:space="preserve">The project is the deliberate building block between my doctorate (memristive devices, PLD, switching statistics) and my longer-term goal of establishing my own junior research group in Germany on descriptor-based materials development for memristive oxides (Emmy Noether proposal in preparation; ERC Starting Grant as an alternative). The stay with Prof. Chueh closes the one competence gap of my profile – quantitative synchrotron XAS and defect thermodynamics – and at the same time delivers the empirical foundation (the covalency-resolved LSMO dataset, anchored to the canonical spectroscopy of the field) for the larger programme of a “treasure map” of memristive oxides in analogy to the bonding-descriptor maps of Wuttig et al. [22]. The subsequent group programme then extends the methodology to the ferrite and cobaltite families, where larger E</w:t>
       </w:r>
       <w:r>
         <w:rPr>
@@ -2961,15 +2823,7 @@
           <w:sz w:val="21"/>
           <w:szCs w:val="21"/>
         </w:rPr>
-        <w:t xml:space="preserve"> </w:t>
-      </w:r>
-      <w:r>
-        <w:rPr>
-          <w:rFonts w:ascii="Arial" w:hAnsi="Arial" w:cs="Arial"/>
-          <w:sz w:val="21"/>
-          <w:szCs w:val="21"/>
-        </w:rPr>
-        <w:t>spans and topotactic mechanism boundaries extend the map beyond the manganite anchor point. The return is concretely planned: reintegration into the German oxide-electronics environment (FZ Jülich/RWTH Aachen, JARA), supported by the Feodor Lynen Return Fellowship, with submission of the group proposal during the final year of the stay. The Stanford/SSRL collaboration built up abroad will be continued as the transatlantic bridge of the future group.</w:t>
+        <w:t xml:space="preserve"> spans and topotactic mechanism boundaries extend the map beyond the manganite anchor point. The return is concretely planned: reintegration into the German oxide-electronics environment (FZ Jülich/RWTH Aachen, JARA), supported by the Feodor Lynen Return Fellowship, with submission of the group proposal during the final year of the stay. The Stanford/SSRL collaboration built up abroad will be continued as the transatlantic bridge of the future group.</w:t>
       </w:r>
     </w:p>
     <w:p>
@@ -3063,15 +2917,7 @@
           <w:sz w:val="18"/>
           <w:szCs w:val="18"/>
         </w:rPr>
-        <w:t>[4] S. Menzel, M. Waters, A. Marchewka, U. Bö</w:t>
-      </w:r>
-      <w:r>
-        <w:rPr>
-          <w:rFonts w:ascii="Arial" w:hAnsi="Arial" w:cs="Arial"/>
-          <w:sz w:val="18"/>
-          <w:szCs w:val="18"/>
-        </w:rPr>
-        <w:t>ttger, R. Dittmann, R. Waser, Origin of the Ultra-nonlinear Switching Kinetics in Oxide-Based Resistive Switches. Advanced Functional Materials 21, 4487–4492 (2011).</w:t>
+        <w:t>[4] S. Menzel, M. Waters, A. Marchewka, U. Böttger, R. Dittmann, R. Waser, Origin of the Ultra-nonlinear Switching Kinetics in Oxide-Based Resistive Switches. Advanced Functional Materials 21, 4487–4492 (2011).</w:t>
       </w:r>
     </w:p>
     <w:p>
@@ -3384,15 +3230,7 @@
           <w:sz w:val="18"/>
           <w:szCs w:val="18"/>
         </w:rPr>
-        <w:t xml:space="preserve"> </w:t>
-      </w:r>
-      <w:r>
-        <w:rPr>
-          <w:rFonts w:ascii="Arial" w:hAnsi="Arial" w:cs="Arial"/>
-          <w:sz w:val="18"/>
-          <w:szCs w:val="18"/>
-        </w:rPr>
-        <w:t>thin films for low cost nonvolatile memories. Nano Letters 10, 3828–3835 (2010).</w:t>
+        <w:t xml:space="preserve"> thin films for low cost nonvolatile memories. Nano Letters 10, 3828–3835 (2010).</w:t>
       </w:r>
     </w:p>
     <w:p>
@@ -3463,7 +3301,7 @@
           <w:sz w:val="18"/>
           <w:szCs w:val="18"/>
         </w:rPr>
-        <w:t xml:space="preserve"> films for memristor devices with negative differential resistance-coupled resistive switching. ACS Applied Nano Materials 7, 6139–6147 (2024).</w:t>
+        <w:t xml:space="preserve"> films for memristor devices with negative differential resistance-coupled resistive switching behavior. ACS Applied Nano Materials 7, 6139–6147 (2024).</w:t>
       </w:r>
     </w:p>
     <w:p>
@@ -3625,7 +3463,7 @@
           <w:sz w:val="18"/>
           <w:szCs w:val="18"/>
         </w:rPr>
-        <w:t>[16] Switching mechanism of Al/La</w:t>
+        <w:t>[16] N. Lee, Y. Lansac, H. Hwang, Y. H. Jang, Switching mechanism of Al/La</w:t>
       </w:r>
       <w:r>
         <w:rPr>
@@ -3676,7 +3514,7 @@
           <w:sz w:val="18"/>
           <w:szCs w:val="18"/>
         </w:rPr>
-        <w:t xml:space="preserve"> RRAM. I. Oxygen vacancy formation in perovskites. RSC Advances (2015), DOI 10.1039/C5RA21982E [complete author list before submission].</w:t>
+        <w:t xml:space="preserve"> resistance random access memory. I. Oxygen vacancy formation in perovskites. RSC Advances 5, 102772–102779 (2015), DOI 10.1039/C5RA21982E.</w:t>
       </w:r>
     </w:p>
     <w:p>
@@ -3747,15 +3585,7 @@
           <w:sz w:val="18"/>
           <w:szCs w:val="18"/>
         </w:rPr>
-        <w:t xml:space="preserve"> </w:t>
-      </w:r>
-      <w:r>
-        <w:rPr>
-          <w:rFonts w:ascii="Arial" w:hAnsi="Arial" w:cs="Arial"/>
-          <w:sz w:val="18"/>
-          <w:szCs w:val="18"/>
-        </w:rPr>
-        <w:t>junctions. Physical Review B 80, 235113 (2009).</w:t>
+        <w:t xml:space="preserve"> junctions. Physical Review B 80, 235113 (2009).</w:t>
       </w:r>
     </w:p>
     <w:p>
@@ -4448,15 +4278,7 @@
                 <w:sz w:val="19"/>
                 <w:szCs w:val="19"/>
               </w:rPr>
-              <w:t xml:space="preserve"> </w:t>
-            </w:r>
-            <w:r>
-              <w:rPr>
-                <w:rFonts w:ascii="Arial" w:eastAsia="Times New Roman" w:hAnsi="Arial" w:cs="Arial"/>
-                <w:sz w:val="19"/>
-                <w:szCs w:val="19"/>
-              </w:rPr>
-              <w:t>(AvH requirement: independently developed, coordinated with the host)</w:t>
+              <w:t xml:space="preserve"> (AvH requirement: independently developed, coordinated with the host)</w:t>
             </w:r>
           </w:p>
         </w:tc>
@@ -4716,15 +4538,7 @@
                 <w:sz w:val="19"/>
                 <w:szCs w:val="19"/>
               </w:rPr>
-              <w:t>Host’</w:t>
-            </w:r>
-            <w:r>
-              <w:rPr>
-                <w:rFonts w:ascii="Arial" w:eastAsia="Times New Roman" w:hAnsi="Arial" w:cs="Arial"/>
-                <w:sz w:val="19"/>
-                <w:szCs w:val="19"/>
-              </w:rPr>
-              <w:t>s statement + confirmation of research place (incl. mentoring agreement and co-funding commitment)</w:t>
+              <w:t>Host’s statement + confirmation of research place (incl. mentoring agreement and co-funding commitment)</w:t>
             </w:r>
           </w:p>
         </w:tc>
@@ -4869,15 +4683,7 @@
           <w:sz w:val="21"/>
           <w:szCs w:val="21"/>
         </w:rPr>
-        <w:t>Base fellowship € </w:t>
-      </w:r>
-      <w:r>
-        <w:rPr>
-          <w:rFonts w:ascii="Arial" w:hAnsi="Arial" w:cs="Arial"/>
-          <w:sz w:val="21"/>
-          <w:szCs w:val="21"/>
-        </w:rPr>
-        <w:t>2,187.50/month (minus host contribution) + foreign allowance USA (€ 1,892 single or € 2,528–2,807 with family) + research cost allowance € 312.50/month + travel lump sums; family benefits (partner allowance € 205, child allowance € 400/100); afterwards optionally the Feodor Lynen Return Fellowship (up to 12 months, € 3,600/month) to bridge until group funding. Applications accepted at any time; selection meetings February/June/October; success rate approx. 40 %.</w:t>
+        <w:t>Base fellowship € 2,187.50/month (minus host contribution) + foreign allowance USA (€ 1,892 single or € 2,528–2,807 with family) + research cost allowance € 312.50/month + travel lump sums; family benefits (partner allowance € 205, child allowance € 400/100); afterwards optionally the Feodor Lynen Return Fellowship (up to 12 months, € 3,600/month) to bridge until group funding. Applications accepted at any time; selection meetings February/June/October; success rate approx. 40 %.</w:t>
       </w:r>
     </w:p>
     <w:sectPr>

--- a/Material_4_LSMO_LaSrMnO3/FeodorLynen_LSMO_EN.docx
+++ b/Material_4_LSMO_LaSrMnO3/FeodorLynen_LSMO_EN.docx
@@ -975,7 +975,7 @@
           <w:sz w:val="21"/>
           <w:szCs w:val="21"/>
         </w:rPr>
-        <w:t xml:space="preserve"> substitution creates doped holes with dominant O-2p character and systematically strengthens the O-K pre-edge [9] – the covalency-vs-doping spectroscopy of perovskites was, historically, calibrated on LSMO [9–11]. The switching axis exists but is strikingly underdeveloped: LSMO has been switched as an active layer (multilevel recording by conductive-AFM [12], forming-free interface-type devices [13]), and in-situ TEM has directly visualised oxygen-vacancy-driven, reversible structural and resistive transitions in La</w:t>
+        <w:t xml:space="preserve"> substitution creates doped holes with dominant O-2p character and systematically strengthens the O-K pre-edge [9] – the covalency-vs-doping spectroscopy of perovskites was, historically, calibrated on LSMO [9–11]. The switching axis exists but is strikingly underdeveloped: LSMO has been switched as an active layer (multilevel recording by conductive-AFM [12], forming-free interface-type devices [13], reconfigurable VO2/LSMO heterostructures [24]), and in-situ TEM has directly visualised oxygen-vacancy-driven, reversible structural and resistive transitions in La</w:t>
       </w:r>
       <w:r>
         <w:rPr>
@@ -1026,7 +1026,7 @@
           <w:sz w:val="21"/>
           <w:szCs w:val="21"/>
         </w:rPr>
-        <w:t xml:space="preserve"> [14] – yet only a single three-point composition series exists, on sputtered films with reactive Al electrodes [15], supported by one DFT study of vacancy formation in Al/LSMO devices [16]. An epitaxial, statistically robust LSMO switching series with inert electrodes does not exist – the gap this project closes. The known design constraint is addressed openly: above x ≈ 0.17 LSMO becomes metallic, which limits the high-resistance state. The series therefore concentrates on x = 0–0.4 with thin active layers on Nb:SrTiO</w:t>
+        <w:t xml:space="preserve"> [14] – yet only a single three-point composition series exists, on sputtered films with reactive Al electrodes [15], supported by one DFT study of vacancy formation in Al/LSMO devices [16]; the recent manganite device review confirms this gap [23]. An epitaxial, statistically robust LSMO switching series with inert electrodes does not exist – the gap this project closes. The known design constraint is addressed openly: above x ≈ 0.17 LSMO becomes metallic, which limits the high-resistance state. The series therefore concentrates on x = 0–0.4 with thin active layers on Nb:SrTiO</w:t>
       </w:r>
       <w:r>
         <w:rPr>
@@ -3788,6 +3788,46 @@
           <w:szCs w:val="18"/>
         </w:rPr>
         <w:t>[22] M. Wuttig et al., Revisiting the Nature of Chemical Bonding in Chalcogenides to Explain and Design their Properties. Advanced Materials 35, 2208485 (2023).</w:t>
+      </w:r>
+    </w:p>
+    <w:p>
+      <w:pPr>
+        <w:spacing w:after="60"/>
+        <w:ind w:hanging="480"/>
+        <w:divId w:val="85422075"/>
+        <w:rPr>
+          <w:rFonts w:ascii="Arial" w:hAnsi="Arial" w:cs="Arial"/>
+          <w:sz w:val="18"/>
+          <w:szCs w:val="18"/>
+        </w:rPr>
+      </w:pPr>
+      <w:r>
+        <w:rPr>
+          <w:rFonts w:ascii="Arial" w:hAnsi="Arial" w:cs="Arial"/>
+          <w:sz w:val="18"/>
+          <w:szCs w:val="18"/>
+        </w:rPr>
+        <w:t xml:space="preserve">[23] A. Schulman, H. Huhtinen, P. Paturi, Manganite memristive devices: recent progress and emerging opportunities. Journal of Physics D: Applied Physics 57, 422001 (2024).</w:t>
+      </w:r>
+    </w:p>
+    <w:p>
+      <w:pPr>
+        <w:spacing w:after="60"/>
+        <w:ind w:hanging="480"/>
+        <w:divId w:val="85422075"/>
+        <w:rPr>
+          <w:rFonts w:ascii="Arial" w:hAnsi="Arial" w:cs="Arial"/>
+          <w:sz w:val="18"/>
+          <w:szCs w:val="18"/>
+        </w:rPr>
+      </w:pPr>
+      <w:r>
+        <w:rPr>
+          <w:rFonts w:ascii="Arial" w:hAnsi="Arial" w:cs="Arial"/>
+          <w:sz w:val="18"/>
+          <w:szCs w:val="18"/>
+        </w:rPr>
+        <w:t xml:space="preserve">[24] S. Kunwar et al., Reconfigurable Resistive Switching in VO2/La0.7Sr0.3MnO3/Al2O3 (0001) Memristive Devices for Neuromorphic Computing. ACS Applied Materials &amp; Interfaces 16, 19103–19111 (2024).</w:t>
       </w:r>
     </w:p>
     <w:p>

--- a/Material_4_LSMO_LaSrMnO3/FeodorLynen_LSMO_EN.docx
+++ b/Material_4_LSMO_LaSrMnO3/FeodorLynen_LSMO_EN.docx
@@ -975,7 +975,7 @@
           <w:sz w:val="21"/>
           <w:szCs w:val="21"/>
         </w:rPr>
-        <w:t xml:space="preserve"> substitution creates doped holes with dominant O-2p character and systematically strengthens the O-K pre-edge [9] – the covalency-vs-doping spectroscopy of perovskites was, historically, calibrated on LSMO [9–11]. The switching axis exists but is strikingly underdeveloped: LSMO has been switched as an active layer (multilevel recording by conductive-AFM [12], forming-free interface-type devices [13], reconfigurable VO2/LSMO heterostructures [24]), and in-situ TEM has directly visualised oxygen-vacancy-driven, reversible structural and resistive transitions in La</w:t>
+        <w:t xml:space="preserve"> substitution creates doped holes with dominant O-2p character and systematically strengthens the O-K pre-edge [9] – the covalency-vs-doping spectroscopy of perovskites was, historically, calibrated on LSMO [9–11]. The energetic link, by contrast, is open: no quantitative EV(x) or EV–covalency relation exists for LSMO – the project measures precisely this missing half of the descriptor chain. The switching axis exists but is strikingly underdeveloped: LSMO has been switched as an active layer (multilevel recording by conductive-AFM [12], forming-free interface-type devices [13], reconfigurable VO2/LSMO heterostructures [24]), and in-situ TEM has directly visualised oxygen-vacancy-driven, reversible structural and resistive transitions in La</w:t>
       </w:r>
       <w:r>
         <w:rPr>
@@ -1026,7 +1026,7 @@
           <w:sz w:val="21"/>
           <w:szCs w:val="21"/>
         </w:rPr>
-        <w:t xml:space="preserve"> [14] – yet only a single three-point composition series exists, on sputtered films with reactive Al electrodes [15], supported by one DFT study of vacancy formation in Al/LSMO devices [16]; the recent manganite device review confirms this gap [23]. An epitaxial, statistically robust LSMO switching series with inert electrodes does not exist – the gap this project closes. The known design constraint is addressed openly: above x ≈ 0.17 LSMO becomes metallic, which limits the high-resistance state. The series therefore concentrates on x = 0–0.4 with thin active layers on Nb:SrTiO</w:t>
+        <w:t xml:space="preserve"> [14] – yet only a single three-point composition series exists, on sputtered films with reactive Al electrodes [15], supported by one DFT study of vacancy formation in Al/LSMO devices [16]; the recent manganite device review confirms this gap [23]. An epitaxial, statistically robust LSMO switching series with inert electrodes does not exist – in fact, no LSMO device switching at a noble-metal interface has been reported at all – the gap this project closes. The known design constraint is addressed openly: above x ≈ 0.17 LSMO becomes metallic, which limits the high-resistance state. The series therefore concentrates on x = 0–0.4 with thin active layers on Nb:SrTiO</w:t>
       </w:r>
       <w:r>
         <w:rPr>
